--- a/Техническое задание.docx
+++ b/Техническое задание.docx
@@ -17,7 +17,7 @@
           <w:ilvl w:val="1"/>
           <w:numId w:val="1"/>
         </w:numPr>
-        <w:ind w:left="0" w:firstLine="0"/>
+        <w:ind w:left="0" w:firstLine="284"/>
       </w:pPr>
       <w:r>
         <w:t>Наименование программы</w:t>
@@ -32,14 +32,12 @@
       <w:r>
         <w:t>Наименование программы «</w:t>
       </w:r>
-      <w:proofErr w:type="spellStart"/>
       <w:r>
         <w:rPr>
           <w:lang w:val="en-US"/>
         </w:rPr>
         <w:t>MaterialHouse</w:t>
       </w:r>
-      <w:proofErr w:type="spellEnd"/>
       <w:r>
         <w:t>»</w:t>
       </w:r>
@@ -54,7 +52,7 @@
           <w:ilvl w:val="1"/>
           <w:numId w:val="1"/>
         </w:numPr>
-        <w:ind w:left="0" w:firstLine="0"/>
+        <w:ind w:left="0" w:firstLine="284"/>
       </w:pPr>
       <w:r>
         <w:t>Общая характеристика области применения</w:t>
@@ -71,14 +69,12 @@
       <w:r>
         <w:t>Программа «</w:t>
       </w:r>
-      <w:proofErr w:type="spellStart"/>
       <w:r>
         <w:rPr>
           <w:lang w:val="en-US"/>
         </w:rPr>
         <w:t>MaterialHouse</w:t>
       </w:r>
-      <w:proofErr w:type="spellEnd"/>
       <w:r>
         <w:t>»</w:t>
       </w:r>
@@ -105,7 +101,7 @@
           <w:ilvl w:val="1"/>
           <w:numId w:val="1"/>
         </w:numPr>
-        <w:ind w:left="0" w:firstLine="0"/>
+        <w:ind w:left="0" w:firstLine="284"/>
       </w:pPr>
       <w:r>
         <w:t>Основные задачи</w:t>
@@ -170,7 +166,7 @@
           <w:ilvl w:val="0"/>
           <w:numId w:val="1"/>
         </w:numPr>
-        <w:ind w:left="0" w:firstLine="0"/>
+        <w:ind w:left="0" w:firstLine="426"/>
       </w:pPr>
       <w:r>
         <w:t>Требования к функционалу</w:t>
@@ -183,7 +179,7 @@
           <w:ilvl w:val="1"/>
           <w:numId w:val="1"/>
         </w:numPr>
-        <w:ind w:left="0" w:firstLine="0"/>
+        <w:ind w:left="0" w:firstLine="284"/>
       </w:pPr>
       <w:r>
         <w:t>Учет материалов</w:t>
@@ -231,7 +227,7 @@
           <w:ilvl w:val="1"/>
           <w:numId w:val="1"/>
         </w:numPr>
-        <w:ind w:left="0" w:firstLine="0"/>
+        <w:ind w:left="0" w:firstLine="284"/>
       </w:pPr>
       <w:r>
         <w:lastRenderedPageBreak/>
@@ -284,7 +280,7 @@
           <w:ilvl w:val="1"/>
           <w:numId w:val="1"/>
         </w:numPr>
-        <w:ind w:left="0" w:firstLine="0"/>
+        <w:ind w:left="0" w:firstLine="284"/>
       </w:pPr>
       <w:r>
         <w:t>Учет пользователей</w:t>
@@ -308,7 +304,7 @@
           <w:ilvl w:val="1"/>
           <w:numId w:val="1"/>
         </w:numPr>
-        <w:ind w:left="0" w:firstLine="0"/>
+        <w:ind w:left="0" w:firstLine="284"/>
       </w:pPr>
       <w:r>
         <w:t>Инвентаризация</w:t>
@@ -347,7 +343,7 @@
           <w:ilvl w:val="1"/>
           <w:numId w:val="1"/>
         </w:numPr>
-        <w:ind w:left="0" w:firstLine="0"/>
+        <w:ind w:left="0" w:firstLine="284"/>
       </w:pPr>
       <w:r>
         <w:t>Аналитика и отчеты</w:t>
@@ -386,7 +382,7 @@
           <w:ilvl w:val="1"/>
           <w:numId w:val="1"/>
         </w:numPr>
-        <w:ind w:left="0" w:firstLine="0"/>
+        <w:ind w:left="0" w:firstLine="284"/>
       </w:pPr>
       <w:r>
         <w:t>Интерфейс</w:t>
@@ -404,6 +400,7 @@
           <w:ilvl w:val="0"/>
           <w:numId w:val="1"/>
         </w:numPr>
+        <w:ind w:hanging="308"/>
       </w:pPr>
       <w:r>
         <w:t>Технические требования</w:t>
@@ -416,7 +413,7 @@
           <w:ilvl w:val="1"/>
           <w:numId w:val="1"/>
         </w:numPr>
-        <w:ind w:left="0" w:firstLine="0"/>
+        <w:ind w:left="0" w:firstLine="284"/>
       </w:pPr>
       <w:r>
         <w:t>Язык программирования</w:t>
@@ -461,6 +458,7 @@
           <w:ilvl w:val="1"/>
           <w:numId w:val="1"/>
         </w:numPr>
+        <w:ind w:hanging="436"/>
       </w:pPr>
       <w:r>
         <w:lastRenderedPageBreak/>
@@ -491,6 +489,7 @@
           <w:ilvl w:val="1"/>
           <w:numId w:val="1"/>
         </w:numPr>
+        <w:ind w:left="0" w:firstLine="0"/>
       </w:pPr>
       <w:r>
         <w:t>Технологии</w:t>
@@ -560,6 +559,7 @@
           <w:ilvl w:val="1"/>
           <w:numId w:val="1"/>
         </w:numPr>
+        <w:ind w:left="0" w:firstLine="284"/>
       </w:pPr>
       <w:r>
         <w:t>Безопасность</w:t>
@@ -598,6 +598,7 @@
           <w:ilvl w:val="0"/>
           <w:numId w:val="1"/>
         </w:numPr>
+        <w:ind w:hanging="308"/>
       </w:pPr>
       <w:r>
         <w:t>Стадии и этапы разработки</w:t>
@@ -684,6 +685,7 @@
           <w:ilvl w:val="0"/>
           <w:numId w:val="1"/>
         </w:numPr>
+        <w:ind w:hanging="308"/>
       </w:pPr>
       <w:r>
         <w:t>Критерии приёмки</w:t>
@@ -696,6 +698,7 @@
           <w:ilvl w:val="1"/>
           <w:numId w:val="1"/>
         </w:numPr>
+        <w:ind w:hanging="436"/>
       </w:pPr>
       <w:r>
         <w:t>Функциональные требования</w:t>
@@ -722,6 +725,7 @@
           <w:ilvl w:val="1"/>
           <w:numId w:val="1"/>
         </w:numPr>
+        <w:ind w:hanging="436"/>
       </w:pPr>
       <w:r>
         <w:t>Тестирование</w:t>
@@ -739,6 +743,7 @@
           <w:ilvl w:val="1"/>
           <w:numId w:val="1"/>
         </w:numPr>
+        <w:ind w:hanging="436"/>
       </w:pPr>
       <w:r>
         <w:lastRenderedPageBreak/>
@@ -2682,6 +2687,7 @@
       <w:numPr>
         <w:ilvl w:val="1"/>
       </w:numPr>
+      <w:ind w:firstLine="709"/>
     </w:pPr>
     <w:rPr>
       <w:rFonts w:eastAsiaTheme="majorEastAsia" w:cstheme="majorBidi"/>
